--- a/reports/학부생_주간활동보고서_4주차_함태훈_22212334_261015.docx
+++ b/reports/학부생_주간활동보고서_4주차_함태훈_22212334_261015.docx
@@ -1074,7 +1074,7 @@
                 <w:spacing w:val="-20"/>
                 <w:sz w:val="16"/>
               </w:rPr>
-              <w:t xml:space="preserve">박종진 골격 URDF(e292b37)와 대조했다. pitch·roll은 앵커 ≤ 0.05 mm·축 0.01°로 일치하고, yaw·elbow 차이(1.37°, 오른팔 7.4 mm)는 골격의 축 정렬·대칭화에서 왔다. 축 부호 규약 4건은 통일이 필요하다.</w:t>
+              <w:t xml:space="preserve">박종진 골격 URDF(e292b37)와 대조했다. pitch·roll은 앵커 ≤ 0.05 mm·축 0.01°로 일치하고, yaw·elbow 차이(1.37°, 오른팔 7.4 mm)는 골격의 축 정렬·대칭화에서 왔다. 축 부호 규약 3건은 통일이 필요하다.</w:t>
             </w:r>
           </w:p>
         </w:tc>

--- a/reports/학부생_주간활동보고서_4주차_함태훈_22212334_261015.docx
+++ b/reports/학부생_주간활동보고서_4주차_함태훈_22212334_261015.docx
@@ -693,7 +693,7 @@
                 <w:spacing w:val="-20"/>
                 <w:sz w:val="16"/>
               </w:rPr>
-              <w:t xml:space="preserve">팔 STEP 부품 389개를 9개 링크(몸통+팔 4×2)로 나눴고 중복·누락은 0이다. RI85 축은 출력부 R52 원통 축이며 팔당 RI85 4개로 4-DOF임을 확인했다. 링크·상판 STL 20개를 만들었다(구동기 내부 제외).</w:t>
+              <w:t xml:space="preserve">STEP 부품 389개를 9개 링크로 분할함(누락 0). 팔당 RI85 4개로 4-DOF임을 확인했고 링크·상판 STL 20개를 만듦.</w:t>
             </w:r>
           </w:p>
         </w:tc>
@@ -753,7 +753,7 @@
                 <w:rFonts w:hint="eastAsia"/>
                 <w:sz w:val="16"/>
               </w:rPr>
-              <w:t xml:space="preserve">notes/08·09, sim/robot/linkmap_arm.json, meshes/ · week04</w:t>
+              <w:t xml:space="preserve">notes/08·09, sim/robot/meshes · week04</w:t>
             </w:r>
           </w:p>
         </w:tc>
@@ -820,7 +820,7 @@
                 <w:spacing w:val="-20"/>
                 <w:sz w:val="16"/>
               </w:rPr>
-              <w:t xml:space="preserve">밀도는 Al·강으로 가정했다. FreeCAD 1.0.2와 스크립트가 상판 3.6901 kg, 팔꿈치 부품 1.65145 kg, 관성 6자리까지 일치했고 trimesh 차는 0.2~1.3 %다. BOM은 미수령이다.</w:t>
+              <w:t xml:space="preserve">Al·강 밀도를 가정함. FreeCAD 1.0.2와 스크립트가 질량·관성 6자리까지 일치했고 trimesh 차는 0.2~1.3 %임. BOM은 미수령임.</w:t>
             </w:r>
           </w:p>
         </w:tc>
@@ -880,7 +880,7 @@
                 <w:rFonts w:hint="eastAsia"/>
                 <w:sz w:val="16"/>
               </w:rPr>
-              <w:t xml:space="preserve">sim/robot/link_mass_props.csv, inertial_blocks.xml · week04</w:t>
+              <w:t xml:space="preserve">sim/robot/link_mass_props.csv · week04</w:t>
             </w:r>
           </w:p>
         </w:tc>
@@ -947,7 +947,7 @@
                 <w:spacing w:val="-20"/>
                 <w:sz w:val="16"/>
               </w:rPr>
-              <w:t xml:space="preserve">planar 베이스+상판 메시, 양팔 4링크를 3단 구조(robot→actuated→scene)로 열었다. 초기 접촉 0, 2 s 유지 최대 0.145°다(kp 200, RI85 미수령으로 armature 0).</w:t>
+              <w:t xml:space="preserve">planar 베이스+양팔을 3단 구조로 열었음. 초기 접촉 0, 2 s 유지 최대 0.145°(kp 200, armature 0)이며 노트북 뷰어로 확인함.</w:t>
             </w:r>
           </w:p>
         </w:tc>
@@ -1007,7 +1007,7 @@
                 <w:rFonts w:hint="eastAsia"/>
                 <w:sz w:val="16"/>
               </w:rPr>
-              <w:t xml:space="preserve">sim/robot/our_robot_v0.urdf·scene.xml, 캡처 4장 · week04</w:t>
+              <w:t xml:space="preserve">sim/robot/our_robot_v0.urdf, 캡처 · week04</w:t>
             </w:r>
           </w:p>
         </w:tc>
@@ -1074,7 +1074,7 @@
                 <w:spacing w:val="-20"/>
                 <w:sz w:val="16"/>
               </w:rPr>
-              <w:t xml:space="preserve">박종진 골격 URDF(e292b37)와 대조했다. pitch·roll은 앵커 ≤ 0.05 mm·축 0.01°로 일치하고, yaw·elbow 차이(1.37°, 오른팔 7.4 mm)는 골격의 축 정렬·대칭화에서 왔다. 축 부호 규약 3건은 통일이 필요하다.</w:t>
+              <w:t xml:space="preserve">골격 URDF와 대조함. pitch·roll은 ≤ 0.05 mm·0.01°로 일치하고 yaw·elbow 차(1.37°)는 골격의 보정임. 축 부호 3건은 통일이 필요함.</w:t>
             </w:r>
           </w:p>
         </w:tc>
@@ -1134,7 +1134,7 @@
                 <w:rFonts w:hint="eastAsia"/>
                 <w:sz w:val="16"/>
               </w:rPr>
-              <w:t xml:space="preserve">sim/robot/joint_check_skeleton.csv, notes/09 §8~9 · week04</w:t>
+              <w:t xml:space="preserve">sim/robot/joint_check_skeleton.csv · week04</w:t>
             </w:r>
           </w:p>
         </w:tc>
@@ -1215,7 +1215,7 @@
                 <w:spacing w:val="-20"/>
                 <w:sz w:val="16"/>
               </w:rPr>
-              <w:t xml:space="preserve">① 평행축 정리는 I_O = I_C + m(|d|²E − ddᵀ)이다. URDF &lt;inertial&gt;은 origin에 링크 원점→COM, inertia에 COM 기준 텐서를 쓴다. 왼 팔꿈치(2.268 kg, COM이 축에서 80.3 mm)는 I_C 0.01453 → 축 기준 0.02914 kg·m²(2.0배)이고 MuJoCo 질량행렬 0.029144와 같다. 원점 기준 값을 넣으면 m·d²가 두 번 더해진다(테스트 STEP 1.74배).</w:t>
+              <w:t xml:space="preserve">① I_O = I_C + m(|d|²E − ddᵀ)임. URDF &lt;inertial&gt;은 origin에 링크 원점→COM, inertia에 COM 기준 텐서를 씀. 왼 팔꿈치(2.268 kg, COM이 축에서 80.3 mm)는 0.01453 → 0.02914 kg·m²(2.0배)이며 MuJoCo 질량행렬과 같음.</w:t>
             </w:r>
           </w:p>
           <w:p>
@@ -1230,7 +1230,7 @@
                 <w:spacing w:val="-20"/>
                 <w:sz w:val="16"/>
               </w:rPr>
-              <w:t xml:space="preserve">② visual(1.1만~4.2만 면)은 보기용, collision은 매 스텝 접촉 계산용 convex hull(270~320 면)이다. MuJoCo 메시 충돌은 convex hull이라 오목한 C브래킷·요크가 메워진다: hull/실제 부피 2.6~4.3배, G1 팔꿈치 낙하 시험 28.8 mm 위 정지. 원시 도형·convex 분해가 필요하다.</w:t>
+              <w:t xml:space="preserve">② collision은 매 스텝 접촉 계산용 convex hull(270~320 면)임. 오목한 C브래킷·요크가 메워져 hull 부피가 2.6~4.3배이고, G1 낙하 시험에서는 28.8 mm 위에서 멈췄음.</w:t>
             </w:r>
           </w:p>
           <w:p>
@@ -1242,7 +1242,7 @@
                 <w:spacing w:val="-20"/>
                 <w:sz w:val="16"/>
               </w:rPr>
-              <w:t xml:space="preserve">③ 체적 10.118 L(팀장 10.1 L와 일치), 팔 1개 14.17 kg(밀도 가정)이다. 팔 수평 시 어깨 중력 토크는 22.7 Nm = 14.17×9.81×0.1635 m다. CAD에서 축 1.37° 기울기와 오른팔 7.1 mm 비대칭을 발견했다.</w:t>
+              <w:t xml:space="preserve">③ 체적 10.118 L(팀장 10.1 L와 일치), 팔 1개 14.17 kg, 팔 수평 시 어깨 토크 22.7 Nm임.</w:t>
             </w:r>
           </w:p>
         </w:tc>
@@ -1396,7 +1396,7 @@
               <w:rPr>
                 <w:sz w:val="16"/>
               </w:rPr>
-              <w:t xml:space="preserve">STEP 팔은 RI85 4개로 4-DOF(손목 없음)이고 축 1.37° 기울기·오른팔 7.1 mm 어긋남이 있다. v0를 CAD 그대로 둘지, 골격처럼 축 정렬·좌우 대칭으로 보정할지 기준 확인이 필요하다.</w:t>
+              <w:t xml:space="preserve">팔 4-DOF, 축 1.37° 기울기, 오른팔 7.1 mm 어긋남을 CAD 그대로 둘지 보정할지 기준 확인이 필요함.</w:t>
             </w:r>
           </w:p>
         </w:tc>
@@ -1453,7 +1453,7 @@
               <w:rPr>
                 <w:sz w:val="16"/>
               </w:rPr>
-              <w:t xml:space="preserve">RI85를 출력측(output·ring2)과 고정측으로 나눠 질량에 넣고 회전 관성은 armature로 분리했다. 이 분할 기준과 Al·강 밀도 가정을 BOM 전까지 유지해도 되는지 확인이 필요하다.</w:t>
+              <w:t xml:space="preserve">RI85 출력측·고정측 분할과 Al·강 밀도 가정을 BOM 전까지 유지해도 되는지 확인이 필요함.</w:t>
             </w:r>
           </w:p>
         </w:tc>
@@ -1661,7 +1661,7 @@
               <w:rPr>
                 <w:sz w:val="16"/>
               </w:rPr>
-              <w:t xml:space="preserve">BOM·RI85 사양 반영: 밀도 보정, 3자 비교 BOM 열, armature·effort 입력</w:t>
+              <w:t xml:space="preserve">BOM·RI85 사양 반영: 밀도 보정, BOM 열, armature·effort</w:t>
             </w:r>
           </w:p>
         </w:tc>
@@ -1726,7 +1726,7 @@
               <w:rPr>
                 <w:sz w:val="16"/>
               </w:rPr>
-              <w:t xml:space="preserve">박종진과 RI85 출력측 범위·축 부호 규약 통일, 메시·관성 한 벌로 v1 URDF</w:t>
+              <w:t xml:space="preserve">박종진과 축 부호·출력측 범위 통일, v1 URDF</w:t>
             </w:r>
           </w:p>
         </w:tc>
@@ -1791,7 +1791,7 @@
               <w:rPr>
                 <w:sz w:val="16"/>
               </w:rPr>
-              <w:t xml:space="preserve">관절 범위·자기 충돌 점검, 오목 링크 convex 분해 비교, week05 태그</w:t>
+              <w:t xml:space="preserve">관절 범위·자기 충돌 점검, 오목 링크 convex 분해, week05 태그</w:t>
             </w:r>
           </w:p>
         </w:tc>

--- a/reports/학부생_주간활동보고서_4주차_함태훈_22212334_261015.docx
+++ b/reports/학부생_주간활동보고서_4주차_함태훈_22212334_261015.docx
@@ -947,7 +947,7 @@
                 <w:spacing w:val="-20"/>
                 <w:sz w:val="16"/>
               </w:rPr>
-              <w:t xml:space="preserve">planar 베이스+양팔을 3단 구조로 열었음. 초기 접촉 0, 2 s 유지 최대 0.145°(kp 200, armature 0)이며 노트북 뷰어로 확인함.</w:t>
+              <w:t xml:space="preserve">팀장 회신대로 REP 103·공칭값(축 직교·좌우 대칭)으로 만들고 영점을 팔 내림·팔꿈치 전방 굽힘으로 정함. 초기 접촉 0, 2 s 유지 최대 0.056°임.</w:t>
             </w:r>
           </w:p>
         </w:tc>
@@ -1074,7 +1074,7 @@
                 <w:spacing w:val="-20"/>
                 <w:sz w:val="16"/>
               </w:rPr>
-              <w:t xml:space="preserve">골격 URDF와 대조함. pitch·roll은 ≤ 0.05 mm·0.01°로 일치하고 yaw·elbow 차(1.37°)는 골격의 보정임. 축 부호 3건은 통일이 필요함.</w:t>
+              <w:t xml:space="preserve">골격 URDF와 대조함. 8개 관절 축·부호가 모두 일치하고 앵커 차 ≤ 1.73 mm임. CAD 편차(1.37°, 오른팔 7.2 mm)는 검증표에 기록함.</w:t>
             </w:r>
           </w:p>
         </w:tc>
@@ -1215,7 +1215,7 @@
                 <w:spacing w:val="-20"/>
                 <w:sz w:val="16"/>
               </w:rPr>
-              <w:t xml:space="preserve">① I_O = I_C + m(|d|²E − ddᵀ)임. URDF &lt;inertial&gt;은 origin에 링크 원점→COM, inertia에 COM 기준 텐서를 씀. 왼 팔꿈치(2.268 kg, COM이 축에서 80.3 mm)는 0.01453 → 0.02914 kg·m²(2.0배)이며 MuJoCo 질량행렬과 같음.</w:t>
+              <w:t xml:space="preserve">① I_O = I_C + m(|d|²E − ddᵀ)임. URDF &lt;inertial&gt;은 origin에 링크 원점→COM, inertia에 COM 기준 텐서를 씀. 왼 팔꿈치(2.268 kg, COM이 축에서 79.8 mm)는 0.01449 → 0.02893 kg·m²(2.0배)이며 MuJoCo 질량행렬과 같음.</w:t>
             </w:r>
           </w:p>
           <w:p>
@@ -1396,7 +1396,7 @@
               <w:rPr>
                 <w:sz w:val="16"/>
               </w:rPr>
-              <w:t xml:space="preserve">팔 4-DOF, 축 1.37° 기울기, 오른팔 7.1 mm 어긋남을 CAD 그대로 둘지 보정할지 기준 확인이 필요함.</w:t>
+              <w:t xml:space="preserve">CAD 편차(1.37°·7 mm)가 A1 확인 결과 의도된 설계이면 공칭값을 CAD 쪽으로 바꿀지, +z_CAD 정면 가정 확정 여부 확인이 필요함.</w:t>
             </w:r>
           </w:p>
         </w:tc>

--- a/reports/학부생_주간활동보고서_4주차_함태훈_22212334_261015.docx
+++ b/reports/학부생_주간활동보고서_4주차_함태훈_22212334_261015.docx
@@ -1074,7 +1074,7 @@
                 <w:spacing w:val="-20"/>
                 <w:sz w:val="16"/>
               </w:rPr>
-              <w:t xml:space="preserve">골격 URDF와 대조함. 8개 관절 축·부호가 모두 일치하고 앵커 차 ≤ 1.73 mm임. CAD 편차(1.37°, 오른팔 7.2 mm)는 검증표에 기록함.</w:t>
+              <w:t xml:space="preserve">골격 URDF와 대조함. 8개 관절 축·부호가 모두 일치하고 축선 거리 ≤ 1.73 mm, 축 방향 원점 차 18~22 mm임. CAD 편차(1.37°, 오른팔 7.2 mm)는 검증표에 기록함.</w:t>
             </w:r>
           </w:p>
         </w:tc>
